--- a/materialien/Welt5_Wald/2_Arbeitsblaetter/AQ_W5_AB3_Transfer_unbekannte_Baeume.docx
+++ b/materialien/Welt5_Wald/2_Arbeitsblaetter/AQ_W5_AB3_Transfer_unbekannte_Baeume.docx
@@ -83,6 +83,30 @@
                 <w:szCs w:val="20"/>
               </w:rPr>
               <w:t xml:space="preserve">Papier first – kein neues IDE-Level · Papier-Compiler mit der Testumgebung „Runenbuch“ (gibt die Lehrkraft aus) · Mini-Abi mit 18 BE · Im Lab (Algo Quest Lab): Level 5.6</w:t>
+            </w:r>
+          </w:p>
+          <w:p>
+            <w:pPr>
+              <w:spacing w:after="0"/>
+            </w:pPr>
+            <w:r>
+              <w:rPr>
+                <w:b/>
+                <w:rFonts w:ascii="Calibri" w:cs="Calibri" w:eastAsia="Calibri" w:hAnsi="Calibri"/>
+                <w:sz w:val="20"/>
+                <w:szCs w:val="20"/>
+                <w:color w:val="5B2A86"/>
+              </w:rPr>
+              <w:t xml:space="preserve">Niveau (KC 2017):</w:t>
+            </w:r>
+            <w:r>
+              <w:rPr>
+                <w:rFonts w:ascii="Calibri" w:cs="Calibri" w:eastAsia="Calibri" w:hAnsi="Calibri"/>
+                <w:sz w:val="20"/>
+                <w:szCs w:val="20"/>
+                <w:color w:val="5B2A86"/>
+              </w:rPr>
+              <w:t xml:space="preserve"> nur Leistungskurs (eA) – im Grundkurs nicht abiturrelevant</w:t>
             </w:r>
           </w:p>
         </w:tc>
